--- a/01. UML/01. ERS/ERS_EUREKABANK_SOAP_JAVA_CONBDD_GR08.docx
+++ b/01. UML/01. ERS/ERS_EUREKABANK_SOAP_JAVA_CONBDD_GR08.docx
@@ -7848,16 +7848,29 @@
               </w:rPr>
               <w:t xml:space="preserve"> </w:t>
             </w:r>
-            <w:hyperlink r:id="rId12">
-              <w:r>
-                <w:rPr>
-                  <w:rFonts w:ascii="Arial Narrow" w:eastAsia="Arial Narrow" w:hAnsi="Arial Narrow" w:cs="Arial Narrow"/>
-                  <w:color w:val="0000FF"/>
-                  <w:u w:val="single"/>
-                </w:rPr>
-                <w:t>http://www.qualitatis.org</w:t>
-              </w:r>
-            </w:hyperlink>
+            <w:r>
+              <w:fldChar w:fldCharType="begin"/>
+            </w:r>
+            <w:r>
+              <w:rPr>
+                <w:lang w:val="en-US"/>
+              </w:rPr>
+              <w:instrText>HYPERLINK "http://www.qualitatis.org/" \h</w:instrText>
+            </w:r>
+            <w:r>
+              <w:fldChar w:fldCharType="separate"/>
+            </w:r>
+            <w:r>
+              <w:rPr>
+                <w:rFonts w:ascii="Arial Narrow" w:eastAsia="Arial Narrow" w:hAnsi="Arial Narrow" w:cs="Arial Narrow"/>
+                <w:color w:val="0000FF"/>
+                <w:u w:val="single"/>
+              </w:rPr>
+              <w:t>http://www.qualitatis.org</w:t>
+            </w:r>
+            <w:r>
+              <w:fldChar w:fldCharType="end"/>
+            </w:r>
           </w:p>
         </w:tc>
         <w:tc>
@@ -8204,7 +8217,58 @@
         <w:t>A continuación, casos de uso propuestos.</w:t>
       </w:r>
     </w:p>
-    <w:p/>
+    <w:p>
+      <w:pPr>
+        <w:jc w:val="center"/>
+      </w:pPr>
+      <w:r>
+        <w:rPr>
+          <w:noProof/>
+        </w:rPr>
+        <w:lastRenderedPageBreak/>
+        <w:drawing>
+          <wp:inline distT="0" distB="0" distL="0" distR="0" wp14:anchorId="6DA803B9" wp14:editId="552247F7">
+            <wp:extent cx="4804191" cy="4320000"/>
+            <wp:effectExtent l="0" t="0" r="0" b="4445"/>
+            <wp:docPr id="447965222" name="Imagen 29"/>
+            <wp:cNvGraphicFramePr>
+              <a:graphicFrameLocks xmlns:a="http://schemas.openxmlformats.org/drawingml/2006/main" noChangeAspect="1"/>
+            </wp:cNvGraphicFramePr>
+            <a:graphic xmlns:a="http://schemas.openxmlformats.org/drawingml/2006/main">
+              <a:graphicData uri="http://schemas.openxmlformats.org/drawingml/2006/picture">
+                <pic:pic xmlns:pic="http://schemas.openxmlformats.org/drawingml/2006/picture">
+                  <pic:nvPicPr>
+                    <pic:cNvPr id="447965222" name="Imagen 447965222"/>
+                    <pic:cNvPicPr/>
+                  </pic:nvPicPr>
+                  <pic:blipFill>
+                    <a:blip r:embed="rId12">
+                      <a:extLst>
+                        <a:ext uri="{28A0092B-C50C-407E-A947-70E740481C1C}">
+                          <a14:useLocalDpi xmlns:a14="http://schemas.microsoft.com/office/drawing/2010/main" val="0"/>
+                        </a:ext>
+                      </a:extLst>
+                    </a:blip>
+                    <a:stretch>
+                      <a:fillRect/>
+                    </a:stretch>
+                  </pic:blipFill>
+                  <pic:spPr>
+                    <a:xfrm>
+                      <a:off x="0" y="0"/>
+                      <a:ext cx="4804191" cy="4320000"/>
+                    </a:xfrm>
+                    <a:prstGeom prst="rect">
+                      <a:avLst/>
+                    </a:prstGeom>
+                  </pic:spPr>
+                </pic:pic>
+              </a:graphicData>
+            </a:graphic>
+          </wp:inline>
+        </w:drawing>
+      </w:r>
+    </w:p>
     <w:p>
       <w:pPr>
         <w:pStyle w:val="Ttulo4"/>
@@ -8212,7 +8276,6 @@
       <w:bookmarkStart w:id="21" w:name="_xf21wdx8r84q" w:colFirst="0" w:colLast="0"/>
       <w:bookmarkEnd w:id="21"/>
       <w:r>
-        <w:lastRenderedPageBreak/>
         <w:t>Ilustración 1. Diagrama de casos de uso del sistema</w:t>
       </w:r>
     </w:p>
@@ -8526,6 +8589,7 @@
         </w:numPr>
       </w:pPr>
       <w:r>
+        <w:lastRenderedPageBreak/>
         <w:t>Patrón MVC en todos los proyectos.</w:t>
       </w:r>
     </w:p>
@@ -8721,7 +8785,6 @@
         </w:numPr>
       </w:pPr>
       <w:r>
-        <w:lastRenderedPageBreak/>
         <w:t>Realizar Transferencia</w:t>
       </w:r>
     </w:p>
@@ -9201,6 +9264,7 @@
       </w:pPr>
       <w:bookmarkStart w:id="32" w:name="_Toc229764409"/>
       <w:r>
+        <w:lastRenderedPageBreak/>
         <w:t>8.1.3 Interfaces de software</w:t>
       </w:r>
       <w:bookmarkEnd w:id="32"/>
@@ -9652,11 +9716,7 @@
               <w:jc w:val="left"/>
             </w:pPr>
             <w:r>
-              <w:t xml:space="preserve">Protocolo de </w:t>
-            </w:r>
-            <w:r>
-              <w:lastRenderedPageBreak/>
-              <w:t>Comunicación</w:t>
+              <w:t>Protocolo de Comunicación</w:t>
             </w:r>
           </w:p>
         </w:tc>
@@ -9669,7 +9729,6 @@
               <w:cnfStyle w:val="000000100000" w:firstRow="0" w:lastRow="0" w:firstColumn="0" w:lastColumn="0" w:oddVBand="0" w:evenVBand="0" w:oddHBand="1" w:evenHBand="0" w:firstRowFirstColumn="0" w:firstRowLastColumn="0" w:lastRowFirstColumn="0" w:lastRowLastColumn="0"/>
             </w:pPr>
             <w:r>
-              <w:lastRenderedPageBreak/>
               <w:t>HTTP + JSON</w:t>
             </w:r>
           </w:p>
@@ -9683,11 +9742,7 @@
               <w:cnfStyle w:val="000000100000" w:firstRow="0" w:lastRow="0" w:firstColumn="0" w:lastColumn="0" w:oddVBand="0" w:evenVBand="0" w:oddHBand="1" w:evenHBand="0" w:firstRowFirstColumn="0" w:firstRowLastColumn="0" w:lastRowFirstColumn="0" w:lastRowLastColumn="0"/>
             </w:pPr>
             <w:r>
-              <w:t xml:space="preserve">Intercambio de información entre cliente y </w:t>
-            </w:r>
-            <w:r>
-              <w:lastRenderedPageBreak/>
-              <w:t>servidor</w:t>
+              <w:t>Intercambio de información entre cliente y servidor</w:t>
             </w:r>
           </w:p>
         </w:tc>
@@ -9941,6 +9996,7 @@
       <w:bookmarkStart w:id="37" w:name="_o3m8mvjpx95" w:colFirst="0" w:colLast="0"/>
       <w:bookmarkEnd w:id="37"/>
       <w:r>
+        <w:lastRenderedPageBreak/>
         <w:t>Tabla 7. Autenticación y Seguridad (Login)</w:t>
       </w:r>
     </w:p>
@@ -10253,7 +10309,6 @@
       <w:bookmarkStart w:id="41" w:name="_nasvoofo9uz4" w:colFirst="0" w:colLast="0"/>
       <w:bookmarkEnd w:id="41"/>
       <w:r>
-        <w:lastRenderedPageBreak/>
         <w:t>Tabla 9. Actor (Escritorio)</w:t>
       </w:r>
     </w:p>
@@ -10960,6 +11015,7 @@
                 <w:bCs w:val="0"/>
                 <w:color w:val="000000"/>
               </w:rPr>
+              <w:lastRenderedPageBreak/>
               <w:t>Descripción</w:t>
             </w:r>
           </w:p>
@@ -11900,14 +11956,7 @@
               <w:rPr>
                 <w:rFonts w:ascii="Verdana" w:eastAsia="Verdana" w:hAnsi="Verdana" w:cs="Verdana"/>
               </w:rPr>
-              <w:t xml:space="preserve">Incrementa el saldo de la cuenta e inserta un movimiento </w:t>
-            </w:r>
-            <w:r>
-              <w:rPr>
-                <w:rFonts w:ascii="Verdana" w:eastAsia="Verdana" w:hAnsi="Verdana" w:cs="Verdana"/>
-              </w:rPr>
-              <w:lastRenderedPageBreak/>
-              <w:t>de tipo depósito.</w:t>
+              <w:t>Incrementa el saldo de la cuenta e inserta un movimiento de tipo depósito.</w:t>
             </w:r>
           </w:p>
         </w:tc>
@@ -11933,7 +11982,6 @@
                 <w:bCs w:val="0"/>
                 <w:color w:val="000000"/>
               </w:rPr>
-              <w:lastRenderedPageBreak/>
               <w:t>Objetivo</w:t>
             </w:r>
           </w:p>
@@ -13403,7 +13451,6 @@
           </w:tcPr>
           <w:p>
             <w:r>
-              <w:lastRenderedPageBreak/>
               <w:t>Importancia</w:t>
             </w:r>
           </w:p>
@@ -13893,6 +13940,7 @@
           </w:tcPr>
           <w:p>
             <w:r>
+              <w:lastRenderedPageBreak/>
               <w:t>Estado</w:t>
             </w:r>
           </w:p>
@@ -14136,7 +14184,6 @@
           <w:b/>
           <w:bCs/>
         </w:rPr>
-        <w:lastRenderedPageBreak/>
         <w:t xml:space="preserve">Fiabilidad: </w:t>
       </w:r>
       <w:r>
@@ -14340,7 +14387,11 @@
       </w:r>
       <w:proofErr w:type="spellEnd"/>
       <w:r>
-        <w:t xml:space="preserve"> de los mensajes SOAP y la renderización de los datos en la interfaz.</w:t>
+        <w:t xml:space="preserve"> de los mensajes SOAP y la renderización de los </w:t>
+      </w:r>
+      <w:r>
+        <w:lastRenderedPageBreak/>
+        <w:t>datos en la interfaz.</w:t>
       </w:r>
     </w:p>
     <w:p>
@@ -14524,11 +14575,7 @@
         </w:pBdr>
       </w:pPr>
       <w:r>
-        <w:t xml:space="preserve">Se debe garantizar la compatibilidad total entre la versión del JDK utilizada para compilar </w:t>
-      </w:r>
-      <w:r>
-        <w:lastRenderedPageBreak/>
-        <w:t>tanto el cliente como el servidor Payara. Se recomienda fuertemente utilizar JDK 11 LTS (o JDK 8) en ambos proyectos.</w:t>
+        <w:t>Se debe garantizar la compatibilidad total entre la versión del JDK utilizada para compilar tanto el cliente como el servidor Payara. Se recomienda fuertemente utilizar JDK 11 LTS (o JDK 8) en ambos proyectos.</w:t>
       </w:r>
     </w:p>
     <w:p>
@@ -14897,7 +14944,6 @@
         </w:numPr>
       </w:pPr>
       <w:r>
-        <w:lastRenderedPageBreak/>
         <w:t xml:space="preserve">Generar y guardar una copia del archivo </w:t>
       </w:r>
       <w:r>
